--- a/backend/artifacts/V-2201_Statutory_Approval_Note.docx
+++ b/backend/artifacts/V-2201_Statutory_Approval_Note.docx
@@ -25,7 +25,7 @@
           <w:color w:val="646E78"/>
           <w:sz w:val="20"/>
         </w:rPr>
-        <w:t>Sovereign AI Engineering Report  |  Generated: 2026-09-14 22:35 UTC</w:t>
+        <w:t>Sovereign AI Engineering Report  |  Generated: 2026-09-15 16:10 UTC</w:t>
       </w:r>
     </w:p>
     <w:p>
@@ -441,32 +441,7 @@
         <w:spacing w:line="276" w:lineRule="auto"/>
       </w:pPr>
       <w:r>
-        <w:t>### Statutory Inspection Intervals and Minimum Allowable Thickness Requirements for Pressure Vessel not specified in the available documentation Under API 510 and OISD-130</w:t>
-        <w:br/>
-        <w:br/>
-        <w:t>**Governing Standard Citations:**</w:t>
-        <w:br/>
-        <w:t>- **API 510**: American Petroleum Institute Specification for Pressure Vessels and Components Thereof, Part 510, "Design, Fabrication, Inspection, and Testing of Pressure Vessels."</w:t>
-        <w:br/>
-        <w:t>- **OISD-130**: Occupational Health and Safety Administration Directive 130, "Statutory Shutdown Inspections."</w:t>
-        <w:br/>
-        <w:br/>
-        <w:t>**Mandatory Safety Precautions, Permits, PPE, and Isolation Boundaries Specified in the Context:**</w:t>
-        <w:br/>
-        <w:br/>
-        <w:t>- **Isolation Valves**: The isolation valves in the vessel SRV lines shall be kept open during operation.</w:t>
-        <w:br/>
-        <w:t>- **Minimum Allowable Thickness Requirement**: For pressure vessels, the minimum allowable thickness requirement is determined by the governing standard, which specifies that carbon steel materials for pressure components parts shall be killed carbon steel. Wherever clad is provided for corrosion allowance, the clad thickness shall be provided over and above the code required minimum thickness.</w:t>
-        <w:br/>
-        <w:br/>
-        <w:t>**Hazard Mitigation Protocols and Emergency Actions:**</w:t>
-        <w:br/>
-        <w:br/>
-        <w:t>- **Noise Level Limitation**: Noise level shall be limited to 85 dB(A) maximum for all noise-producing equipment (such as agitators, mixers, silencers, educators, or ejectors) measured at a distance of not specified in the available documentation from equipment outside.</w:t>
-        <w:br/>
-        <w:t>- **Hydro Test and Pneumatic Test**: Pressure vessel shall be capable of withstanding loads for hydro test or maximum weight of the service fluid whichever is higher or pneumatic test as per applicable codes or standards.</w:t>
-        <w:br/>
-        <w:t>- **Deflection Limits**: Maximum allowable deflection at the top of the pressure vessel, with a height-to-height ratio greater than 5, shall be less than or equal to half the height of the pressure vessel divided by 200. Preferably, this value should be limited</w:t>
+        <w:t>Not applicable as there isn't enough detailed documentation to determine the statutory inspection interval and minimum allowable wall thickness requirements for Pressure Vessel V-2**201** under API ******5*****10**** and OIS***D-1*********30****. The provided context lacks critical specifications such as the vessel’s diameter, length dimension, and materials properties which are essential for calculations related to inspection intervals and wall thickness compliance. Further investigation beyond this document is required to ascertain these values.</w:t>
         <w:br/>
         <w:br/>
         <w:br/>
@@ -475,10 +450,6 @@
         <w:t>- **[1]** PRESSURE VESSEL INSPECTION REPORT | Page 1 | Section: 1. Scope | Tag: OISD-130</w:t>
         <w:br/>
         <w:t xml:space="preserve">  &gt; "[1. Scope]  Internal and external inspection as part of statutory shutdown inspection under Factories Act / OISD-130 requirements."</w:t>
-        <w:br/>
-        <w:t>- **[2]** 1448 ( | Page 1 | Section: 5 shall be | Tag: IS1893</w:t>
-        <w:br/>
-        <w:t xml:space="preserve">  &gt; "[5 shall be]  applicable for their separation distances. LPG Facilities: The LPG storage, handling and Bottling facilities inside Refineries and Gas processi..."</w:t>
       </w:r>
     </w:p>
     <w:p/>
